--- a/documents/3as/modhakirat/modhakira_wahda9_3as.docx
+++ b/documents/3as/modhakirat/modhakira_wahda9_3as.docx
@@ -419,7 +419,7 @@
                 <w:color w:val="FFFFFF"/>
                 <w:rtl/>
               </w:rPr>
-              <w:t xml:space="preserve">مذكرة رقم 65</w:t>
+              <w:t xml:space="preserve">مذكرة رقم 67</w:t>
             </w:r>
           </w:p>
         </w:tc>
@@ -2555,7 +2555,7 @@
                 <w:color w:val="FFFFFF"/>
                 <w:rtl/>
               </w:rPr>
-              <w:t xml:space="preserve">مذكرة رقم 66</w:t>
+              <w:t xml:space="preserve">مذكرة رقم 68</w:t>
             </w:r>
           </w:p>
         </w:tc>
@@ -4970,7 +4970,7 @@
                 <w:color w:val="FFFFFF"/>
                 <w:rtl/>
               </w:rPr>
-              <w:t xml:space="preserve">مذكرة رقم 67</w:t>
+              <w:t xml:space="preserve">مذكرة رقم 69</w:t>
             </w:r>
           </w:p>
         </w:tc>
@@ -7154,7 +7154,7 @@
                 <w:color w:val="FFFFFF"/>
                 <w:rtl/>
               </w:rPr>
-              <w:t xml:space="preserve">مذكرة رقم 68</w:t>
+              <w:t xml:space="preserve">مذكرة رقم 70</w:t>
             </w:r>
           </w:p>
         </w:tc>
@@ -9597,7 +9597,7 @@
                 <w:color w:val="FFFFFF"/>
                 <w:rtl/>
               </w:rPr>
-              <w:t xml:space="preserve">مذكرة رقم 69</w:t>
+              <w:t xml:space="preserve">مذكرة رقم 71</w:t>
             </w:r>
           </w:p>
         </w:tc>
@@ -11806,7 +11806,7 @@
                 <w:color w:val="FFFFFF"/>
                 <w:rtl/>
               </w:rPr>
-              <w:t xml:space="preserve">مذكرة رقم 70</w:t>
+              <w:t xml:space="preserve">مذكرة رقم 72</w:t>
             </w:r>
           </w:p>
         </w:tc>
@@ -14075,7 +14075,7 @@
                 <w:color w:val="FFFFFF"/>
                 <w:rtl/>
               </w:rPr>
-              <w:t xml:space="preserve">مذكرة رقم 71</w:t>
+              <w:t xml:space="preserve">مذكرة رقم 73</w:t>
             </w:r>
           </w:p>
         </w:tc>
@@ -16214,7 +16214,7 @@
                 <w:color w:val="FFFFFF"/>
                 <w:rtl/>
               </w:rPr>
-              <w:t xml:space="preserve">مذكرة رقم 72</w:t>
+              <w:t xml:space="preserve">مذكرة رقم 74</w:t>
             </w:r>
           </w:p>
         </w:tc>
@@ -18550,7 +18550,7 @@
                 <w:color w:val="FFFFFF"/>
                 <w:rtl/>
               </w:rPr>
-              <w:t xml:space="preserve">مذكرة رقم 73</w:t>
+              <w:t xml:space="preserve">مذكرة رقم 75</w:t>
             </w:r>
           </w:p>
         </w:tc>
@@ -20535,7 +20535,7 @@
                 <w:color w:val="FFFFFF"/>
                 <w:rtl/>
               </w:rPr>
-              <w:t xml:space="preserve">مذكرة رقم 74</w:t>
+              <w:t xml:space="preserve">مذكرة رقم 76</w:t>
             </w:r>
           </w:p>
         </w:tc>
@@ -22580,7 +22580,7 @@
                 <w:color w:val="FFFFFF"/>
                 <w:rtl/>
               </w:rPr>
-              <w:t xml:space="preserve">مذكرة رقم 75</w:t>
+              <w:t xml:space="preserve">مذكرة رقم 77</w:t>
             </w:r>
           </w:p>
         </w:tc>
@@ -24657,7 +24657,7 @@
                 <w:color w:val="FFFFFF"/>
                 <w:rtl/>
               </w:rPr>
-              <w:t xml:space="preserve">مذكرة رقم 76</w:t>
+              <w:t xml:space="preserve">مذكرة رقم 78</w:t>
             </w:r>
           </w:p>
         </w:tc>
